--- a/1553BAnalyzer/用户使用说明书.docx
+++ b/1553BAnalyzer/用户使用说明书.docx
@@ -39,7 +39,7 @@
         <w:rPr>
           <w:rFonts w:ascii="微软雅黑" w:hAnsi="微软雅黑" w:eastAsia="微软雅黑"/>
         </w:rPr>
-        <w:t>版本：V1.0</w:t>
+        <w:t>版本：V1.2</w:t>
       </w:r>
     </w:p>
     <w:p>
@@ -353,6 +353,22 @@
           <w:rFonts w:ascii="微软雅黑" w:hAnsi="微软雅黑" w:eastAsia="微软雅黑"/>
         </w:rPr>
         <w:t>支持CSV、HTML等多种格式导出</w:t>
+      </w:r>
+    </w:p>
+    <w:p>
+      <w:pPr>
+        <w:pStyle w:val="16"/>
+      </w:pPr>
+      <w:r>
+        <w:t xml:space="preserve">数据筛选增强：筛选列名特殊显示、算式记忆、进度条显示</w:t>
+      </w:r>
+    </w:p>
+    <w:p>
+      <w:pPr>
+        <w:pStyle w:val="16"/>
+      </w:pPr>
+      <w:r>
+        <w:t xml:space="preserve">周期间隔折线图：分析指定终端和子地址的数据包时间间隔，支持CSV导出</w:t>
       </w:r>
     </w:p>
     <w:p>
@@ -1649,6 +1665,38 @@
     <w:p>
       <w:pPr>
         <w:pStyle w:val="16"/>
+      </w:pPr>
+      <w:r>
+        <w:t xml:space="preserve">按值筛选：右键列标题选择"按此值筛选"，输入算式进行高级筛选</w:t>
+      </w:r>
+    </w:p>
+    <w:p>
+      <w:pPr>
+        <w:pStyle w:val="16"/>
+      </w:pPr>
+      <w:r>
+        <w:t xml:space="preserve">筛选列名特殊显示：已设置筛选的列名显示为加粗蓝色字体，并带筛选图标，鼠标悬停可查看筛选算式</w:t>
+      </w:r>
+    </w:p>
+    <w:p>
+      <w:pPr>
+        <w:pStyle w:val="16"/>
+      </w:pPr>
+      <w:r>
+        <w:t xml:space="preserve">筛选算式记忆：再次打开筛选弹框时，自动显示上次输入的筛选算式</w:t>
+      </w:r>
+    </w:p>
+    <w:p>
+      <w:pPr>
+        <w:pStyle w:val="16"/>
+      </w:pPr>
+      <w:r>
+        <w:t xml:space="preserve">筛选进度条：筛选过程中显示进度条，不阻塞界面操作</w:t>
+      </w:r>
+    </w:p>
+    <w:p>
+      <w:pPr>
+        <w:pStyle w:val="16"/>
         <w:numPr>
           <w:numId w:val="0"/>
         </w:numPr>
@@ -2029,6 +2077,14 @@
     <w:p>
       <w:pPr>
         <w:pStyle w:val="16"/>
+      </w:pPr>
+      <w:r>
+        <w:t xml:space="preserve">周期间隔折线图：分析指定终端地址和子地址的数据包时间间隔，每个数据点标注数值</w:t>
+      </w:r>
+    </w:p>
+    <w:p>
+      <w:pPr>
+        <w:pStyle w:val="16"/>
         <w:numPr>
           <w:numId w:val="0"/>
         </w:numPr>
@@ -2124,6 +2180,22 @@
     </w:p>
     <w:p>
       <w:pPr>
+        <w:pStyle w:val="16"/>
+      </w:pPr>
+      <w:r>
+        <w:t xml:space="preserve">周期间隔折线图支持CSV导出，包含序号、RT、子地址、数据包时间、间隔时间等列</w:t>
+      </w:r>
+    </w:p>
+    <w:p>
+      <w:pPr>
+        <w:pStyle w:val="16"/>
+      </w:pPr>
+      <w:r>
+        <w:t xml:space="preserve">周期间隔分析时自动筛选数据表格，仅显示对应终端和子地址的数据</w:t>
+      </w:r>
+    </w:p>
+    <w:p>
+      <w:pPr>
         <w:pStyle w:val="3"/>
       </w:pPr>
       <w:r>
@@ -2333,6 +2405,14 @@
     <w:p>
       <w:pPr>
         <w:pStyle w:val="16"/>
+      </w:pPr>
+      <w:r>
+        <w:t xml:space="preserve">示例："显示终端地址为26且子地址为3的周期间隔"</w:t>
+      </w:r>
+    </w:p>
+    <w:p>
+      <w:pPr>
+        <w:pStyle w:val="16"/>
         <w:numPr>
           <w:numId w:val="0"/>
         </w:numPr>
@@ -3363,6 +3443,54 @@
     </w:p>
     <w:p>
       <w:pPr>
+        <w:pStyle w:val="4"/>
+      </w:pPr>
+      <w:r>
+        <w:t xml:space="preserve">Q6: 筛选列名没有特殊显示？</w:t>
+      </w:r>
+    </w:p>
+    <w:p>
+      <w:pPr>
+        <w:pStyle w:val="Normal"/>
+      </w:pPr>
+      <w:r>
+        <w:t xml:space="preserve">A: 请确认该列已成功应用筛选算式。只有设置了筛选条件的列才会显示特殊样式（加粗蓝色+筛选图标）。如果筛选已清除，列名将恢复默认样式。</w:t>
+      </w:r>
+    </w:p>
+    <w:p>
+      <w:pPr>
+        <w:pStyle w:val="4"/>
+      </w:pPr>
+      <w:r>
+        <w:t xml:space="preserve">Q7: 周期间隔折线图没有显示？</w:t>
+      </w:r>
+    </w:p>
+    <w:p>
+      <w:pPr>
+        <w:pStyle w:val="Normal"/>
+      </w:pPr>
+      <w:r>
+        <w:t xml:space="preserve">A: 请确认：1) 数据中存在指定终端地址和子地址的多条记录（至少2条）；2) 输入格式正确，如"显示终端地址为X且子地址为Y的周期间隔"；3) 数据已成功导入并解析。</w:t>
+      </w:r>
+    </w:p>
+    <w:p>
+      <w:pPr>
+        <w:pStyle w:val="4"/>
+      </w:pPr>
+      <w:r>
+        <w:t xml:space="preserve">Q8: CSV导出文件中文乱码？</w:t>
+      </w:r>
+    </w:p>
+    <w:p>
+      <w:pPr>
+        <w:pStyle w:val="Normal"/>
+      </w:pPr>
+      <w:r>
+        <w:t xml:space="preserve">A: 导出的CSV文件使用UTF-8 BOM编码，大多数现代表格软件（如Excel 2016+、WPS）可直接正确打开。如果使用旧版Excel打开出现乱码，请先导入数据（数据→从文本/CSV），选择UTF-8编码。</w:t>
+      </w:r>
+    </w:p>
+    <w:p>
+      <w:pPr>
         <w:pStyle w:val="3"/>
       </w:pPr>
       <w:r>
@@ -3399,7 +3527,7 @@
         <w:rPr>
           <w:rFonts w:ascii="微软雅黑" w:hAnsi="微软雅黑" w:eastAsia="微软雅黑"/>
         </w:rPr>
-        <w:t>版本：V1.0</w:t>
+        <w:t>版本：V1.2</w:t>
       </w:r>
     </w:p>
     <w:p/>
